--- a/pr-preview/pr-334/notation.docx
+++ b/pr-preview/pr-334/notation.docx
@@ -15,7 +15,7 @@
         <w:pStyle w:val="Date"/>
       </w:pPr>
       <w:r>
-        <w:t xml:space="preserve">Last modified: 2026-10-16 11:06:52 (PDT)</w:t>
+        <w:t xml:space="preserve">Last modified: 2026-10-16 22:37:53 (PDT)</w:t>
       </w:r>
     </w:p>
     <w:p>
@@ -1599,7 +1599,7 @@
       </w:r>
     </w:p>
     <w:bookmarkEnd w:id="27"/>
-    <w:bookmarkStart w:id="37" w:name="sec-subscripts-parentheses"/>
+    <w:bookmarkStart w:id="40" w:name="sec-subscripts-parentheses"/>
     <w:p>
       <w:pPr>
         <w:pStyle w:val="Heading2"/>
@@ -1608,7 +1608,7 @@
         <w:t xml:space="preserve">2 Subscripts and parentheses</w:t>
       </w:r>
     </w:p>
-    <w:bookmarkStart w:id="29" w:name="rem-subscript-parentheses-convention"/>
+    <w:bookmarkStart w:id="30" w:name="rem-subscript-parentheses-convention"/>
     <w:p>
       <w:pPr>
         <w:pStyle w:val="FirstParagraph"/>
@@ -1711,7 +1711,24 @@
         <w:t xml:space="preserve"> </w:t>
       </w:r>
       <w:r>
-        <w:t xml:space="preserve">or a parameter that picks one function or distribution out of the family,</w:t>
+        <w:t xml:space="preserve">or a parameter that picks one</w:t>
+      </w:r>
+      <w:r>
+        <w:t xml:space="preserve"> </w:t>
+      </w:r>
+      <w:hyperlink r:id="rId29">
+        <w:r>
+          <w:rPr>
+            <w:rStyle w:val="Hyperlink"/>
+          </w:rPr>
+          <w:t xml:space="preserve">function</w:t>
+        </w:r>
+      </w:hyperlink>
+      <w:r>
+        <w:t xml:space="preserve"> </w:t>
+      </w:r>
+      <w:r>
+        <w:t xml:space="preserve">or distribution out of the family,</w:t>
       </w:r>
       <w:r>
         <w:t xml:space="preserve"> </w:t>
@@ -1893,7 +1910,7 @@
         <w:t xml:space="preserve">and you will meet the same objects written the other way around.</w:t>
       </w:r>
     </w:p>
-    <w:bookmarkEnd w:id="29"/>
+    <w:bookmarkEnd w:id="30"/>
     <w:tbl>
       <w:tblPr>
         <w:tblStyle w:val="Table"/>
@@ -1907,7 +1924,7 @@
       <w:tr>
         <w:tc>
           <w:tcPr/>
-          <w:bookmarkStart w:id="30" w:name="tbl-subscript-parentheses"/>
+          <w:bookmarkStart w:id="32" w:name="tbl-subscript-parentheses"/>
           <w:p>
             <w:pPr>
               <w:jc w:val="center"/>
@@ -2125,8 +2142,19 @@
                     <w:jc w:val="center"/>
                   </w:pPr>
                   <w:r>
-                    <w:t xml:space="preserve">term of a sequence</w:t>
-                  </w:r>
+                    <w:t xml:space="preserve">term of a</w:t>
+                  </w:r>
+                  <w:r>
+                    <w:t xml:space="preserve"> </w:t>
+                  </w:r>
+                  <w:hyperlink r:id="rId31">
+                    <w:r>
+                      <w:rPr>
+                        <w:rStyle w:val="Hyperlink"/>
+                      </w:rPr>
+                      <w:t xml:space="preserve">sequence</w:t>
+                    </w:r>
+                  </w:hyperlink>
                 </w:p>
               </w:tc>
               <w:tc>
@@ -2820,12 +2848,12 @@
               </w:tc>
             </w:tr>
           </w:tbl>
-          <w:bookmarkEnd w:id="30"/>
+          <w:bookmarkEnd w:id="32"/>
           <w:p/>
         </w:tc>
       </w:tr>
     </w:tbl>
-    <w:bookmarkStart w:id="34" w:name="rem-process-notation"/>
+    <w:bookmarkStart w:id="37" w:name="rem-process-notation"/>
     <w:p>
       <w:pPr>
         <w:pStyle w:val="BodyText"/>
@@ -2846,7 +2874,7 @@
       <w:r>
         <w:t xml:space="preserve"> </w:t>
       </w:r>
-      <w:hyperlink r:id="rId31">
+      <w:hyperlink r:id="rId33">
         <w:r>
           <w:rPr>
             <w:rStyle w:val="Hyperlink"/>
@@ -2937,7 +2965,7 @@
       <w:r>
         <w:t xml:space="preserve"> </w:t>
       </w:r>
-      <w:hyperlink r:id="rId32">
+      <w:hyperlink r:id="rId34">
         <w:r>
           <w:rPr>
             <w:rStyle w:val="Hyperlink"/>
@@ -2981,8 +3009,36 @@
         <w:t xml:space="preserve"> </w:t>
       </w:r>
       <w:r>
-        <w:t xml:space="preserve">is itself a function of the outcome</w:t>
-      </w:r>
+        <w:t xml:space="preserve">is itself a</w:t>
+      </w:r>
+      <w:r>
+        <w:t xml:space="preserve"> </w:t>
+      </w:r>
+      <w:hyperlink r:id="rId29">
+        <w:r>
+          <w:rPr>
+            <w:rStyle w:val="Hyperlink"/>
+          </w:rPr>
+          <w:t xml:space="preserve">function</w:t>
+        </w:r>
+      </w:hyperlink>
+      <w:r>
+        <w:t xml:space="preserve"> </w:t>
+      </w:r>
+      <w:r>
+        <w:t xml:space="preserve">of the</w:t>
+      </w:r>
+      <w:r>
+        <w:t xml:space="preserve"> </w:t>
+      </w:r>
+      <w:hyperlink r:id="rId35">
+        <w:r>
+          <w:rPr>
+            <w:rStyle w:val="Hyperlink"/>
+          </w:rPr>
+          <w:t xml:space="preserve">outcome</w:t>
+        </w:r>
+      </w:hyperlink>
       <w:r>
         <w:t xml:space="preserve"> </w:t>
       </w:r>
@@ -2995,7 +3051,21 @@
         <w:t xml:space="preserve"> </w:t>
       </w:r>
       <w:r>
-        <w:t xml:space="preserve">of a random experiment,</w:t>
+        <w:t xml:space="preserve">of a</w:t>
+      </w:r>
+      <w:r>
+        <w:t xml:space="preserve"> </w:t>
+      </w:r>
+      <w:hyperlink r:id="rId35">
+        <w:r>
+          <w:rPr>
+            <w:rStyle w:val="Hyperlink"/>
+          </w:rPr>
+          <w:t xml:space="preserve">random experiment</w:t>
+        </w:r>
+      </w:hyperlink>
+      <w:r>
+        <w:t xml:space="preserve">,</w:t>
       </w:r>
       <w:r>
         <w:t xml:space="preserve"> </w:t>
@@ -3006,7 +3076,7 @@
       <w:r>
         <w:t xml:space="preserve"> </w:t>
       </w:r>
-      <w:hyperlink r:id="rId33">
+      <w:hyperlink r:id="rId36">
         <w:r>
           <w:rPr>
             <w:rStyle w:val="Hyperlink"/>
@@ -3176,8 +3246,8 @@
         <w:t xml:space="preserve">is continuous.</w:t>
       </w:r>
     </w:p>
-    <w:bookmarkEnd w:id="34"/>
-    <w:bookmarkStart w:id="35" w:name="exm-process-notation"/>
+    <w:bookmarkEnd w:id="37"/>
+    <w:bookmarkStart w:id="38" w:name="exm-process-notation"/>
     <w:p>
       <w:pPr>
         <w:pStyle w:val="BodyText"/>
@@ -3352,7 +3422,24 @@
         <w:t xml:space="preserve"> </w:t>
       </w:r>
       <w:r>
-        <w:t xml:space="preserve">is its value when the experiment’s outcome is</w:t>
+        <w:t xml:space="preserve">is its value when the experiment’s</w:t>
+      </w:r>
+      <w:r>
+        <w:t xml:space="preserve"> </w:t>
+      </w:r>
+      <w:hyperlink r:id="rId35">
+        <w:r>
+          <w:rPr>
+            <w:rStyle w:val="Hyperlink"/>
+          </w:rPr>
+          <w:t xml:space="preserve">outcome</w:t>
+        </w:r>
+      </w:hyperlink>
+      <w:r>
+        <w:t xml:space="preserve"> </w:t>
+      </w:r>
+      <w:r>
+        <w:t xml:space="preserve">is</w:t>
       </w:r>
       <w:r>
         <w:t xml:space="preserve"> </w:t>
@@ -3450,8 +3537,8 @@
         <w:t xml:space="preserve">with both arguments in parentheses.</w:t>
       </w:r>
     </w:p>
-    <w:bookmarkEnd w:id="35"/>
-    <w:bookmarkStart w:id="36" w:name="rem-reading-other-sources"/>
+    <w:bookmarkEnd w:id="38"/>
+    <w:bookmarkStart w:id="39" w:name="rem-reading-other-sources"/>
     <w:p>
       <w:pPr>
         <w:pStyle w:val="BodyText"/>
@@ -3493,7 +3580,21 @@
         </w:r>
       </w:hyperlink>
       <w:r>
-        <w:t xml:space="preserve">, or being the input of a function.</w:t>
+        <w:t xml:space="preserve">, or being the input of a</w:t>
+      </w:r>
+      <w:r>
+        <w:t xml:space="preserve"> </w:t>
+      </w:r>
+      <w:hyperlink r:id="rId29">
+        <w:r>
+          <w:rPr>
+            <w:rStyle w:val="Hyperlink"/>
+          </w:rPr>
+          <w:t xml:space="preserve">function</w:t>
+        </w:r>
+      </w:hyperlink>
+      <w:r>
+        <w:t xml:space="preserve">.</w:t>
       </w:r>
       <w:r>
         <w:t xml:space="preserve"> </w:t>
@@ -3508,9 +3609,9 @@
         <w:t xml:space="preserve">whatever its layout.</w:t>
       </w:r>
     </w:p>
-    <w:bookmarkEnd w:id="36"/>
-    <w:bookmarkEnd w:id="37"/>
-    <w:bookmarkStart w:id="44" w:name="X93a3d4ef5e06a67ae6b891e46b41b74b3674f55"/>
+    <w:bookmarkEnd w:id="39"/>
+    <w:bookmarkEnd w:id="40"/>
+    <w:bookmarkStart w:id="47" w:name="X93a3d4ef5e06a67ae6b891e46b41b74b3674f55"/>
     <w:p>
       <w:pPr>
         <w:pStyle w:val="Heading2"/>
@@ -3639,7 +3740,7 @@
       <w:r>
         <w:t xml:space="preserve"> </w:t>
       </w:r>
-      <w:hyperlink r:id="rId38">
+      <w:hyperlink r:id="rId41">
         <w:r>
           <w:rPr>
             <w:rStyle w:val="Hyperlink"/>
@@ -3659,7 +3760,7 @@
       <w:r>
         <w:t xml:space="preserve"> </w:t>
       </w:r>
-      <w:hyperlink r:id="rId39">
+      <w:hyperlink r:id="rId42">
         <w:r>
           <w:rPr>
             <w:rStyle w:val="Hyperlink"/>
@@ -3679,7 +3780,7 @@
       <w:r>
         <w:t xml:space="preserve"> </w:t>
       </w:r>
-      <w:hyperlink r:id="rId40">
+      <w:hyperlink r:id="rId43">
         <w:r>
           <w:rPr>
             <w:rStyle w:val="Hyperlink"/>
@@ -3699,7 +3800,7 @@
       <w:r>
         <w:t xml:space="preserve"> </w:t>
       </w:r>
-      <w:hyperlink r:id="rId41">
+      <w:hyperlink r:id="rId44">
         <w:r>
           <w:rPr>
             <w:rStyle w:val="Hyperlink"/>
@@ -3719,7 +3820,7 @@
       <w:r>
         <w:t xml:space="preserve"> </w:t>
       </w:r>
-      <w:hyperlink r:id="rId42">
+      <w:hyperlink r:id="rId45">
         <w:r>
           <w:rPr>
             <w:rStyle w:val="Hyperlink"/>
@@ -3760,7 +3861,7 @@
       <w:r>
         <w:t xml:space="preserve"> </w:t>
       </w:r>
-      <w:hyperlink r:id="rId43">
+      <w:hyperlink r:id="rId46">
         <w:r>
           <w:rPr>
             <w:rStyle w:val="Hyperlink"/>
@@ -3772,8 +3873,8 @@
         <w:t xml:space="preserve">.</w:t>
       </w:r>
     </w:p>
-    <w:bookmarkEnd w:id="44"/>
-    <w:bookmarkStart w:id="51" w:name="sec-further-reading"/>
+    <w:bookmarkEnd w:id="47"/>
+    <w:bookmarkStart w:id="54" w:name="sec-further-reading"/>
     <w:p>
       <w:pPr>
         <w:pStyle w:val="Heading2"/>
@@ -3798,7 +3899,7 @@
       <w:r>
         <w:t xml:space="preserve"> </w:t>
       </w:r>
-      <w:hyperlink r:id="rId45">
+      <w:hyperlink r:id="rId48">
         <w:r>
           <w:rPr>
             <w:rStyle w:val="Hyperlink"/>
@@ -3836,7 +3937,7 @@
       <w:r>
         <w:t xml:space="preserve">logical connectives (</w:t>
       </w:r>
-      <w:hyperlink r:id="rId46">
+      <w:hyperlink r:id="rId49">
         <w:r>
           <w:rPr>
             <w:rStyle w:val="Hyperlink"/>
@@ -3847,7 +3948,7 @@
       <w:r>
         <w:t xml:space="preserve">) and quantifiers (</w:t>
       </w:r>
-      <w:hyperlink r:id="rId47">
+      <w:hyperlink r:id="rId50">
         <w:r>
           <w:rPr>
             <w:rStyle w:val="Hyperlink"/>
@@ -3905,7 +4006,7 @@
       <w:r>
         <w:t xml:space="preserve"> </w:t>
       </w:r>
-      <w:hyperlink r:id="rId48">
+      <w:hyperlink r:id="rId51">
         <w:r>
           <w:rPr>
             <w:rStyle w:val="Hyperlink"/>
@@ -3919,7 +4020,7 @@
       <w:r>
         <w:t xml:space="preserve"> </w:t>
       </w:r>
-      <w:hyperlink r:id="rId49">
+      <w:hyperlink r:id="rId52">
         <w:r>
           <w:rPr>
             <w:rStyle w:val="Hyperlink"/>
@@ -3933,7 +4034,7 @@
       <w:r>
         <w:t xml:space="preserve"> </w:t>
       </w:r>
-      <w:hyperlink r:id="rId50">
+      <w:hyperlink r:id="rId53">
         <w:r>
           <w:rPr>
             <w:rStyle w:val="Hyperlink"/>
@@ -3948,8 +4049,8 @@
         <w:t xml:space="preserve">pages.</w:t>
       </w:r>
     </w:p>
-    <w:bookmarkEnd w:id="51"/>
-    <w:bookmarkStart w:id="59" w:name="references"/>
+    <w:bookmarkEnd w:id="54"/>
+    <w:bookmarkStart w:id="62" w:name="references"/>
     <w:p>
       <w:pPr>
         <w:pStyle w:val="Heading2"/>
@@ -3958,8 +4059,8 @@
         <w:t xml:space="preserve">References</w:t>
       </w:r>
     </w:p>
-    <w:bookmarkStart w:id="58" w:name="refs"/>
-    <w:bookmarkStart w:id="53" w:name="ref-barkerplummer2011language"/>
+    <w:bookmarkStart w:id="61" w:name="refs"/>
+    <w:bookmarkStart w:id="56" w:name="ref-barkerplummer2011language"/>
     <w:p>
       <w:pPr>
         <w:pStyle w:val="Bibliography"/>
@@ -3983,7 +4084,7 @@
       <w:r>
         <w:t xml:space="preserve"> </w:t>
       </w:r>
-      <w:hyperlink r:id="rId52">
+      <w:hyperlink r:id="rId55">
         <w:r>
           <w:rPr>
             <w:rStyle w:val="Hyperlink"/>
@@ -3995,8 +4096,8 @@
         <w:t xml:space="preserve">.</w:t>
       </w:r>
     </w:p>
-    <w:bookmarkEnd w:id="53"/>
-    <w:bookmarkStart w:id="55" w:name="ref-nelder1972generalized"/>
+    <w:bookmarkEnd w:id="56"/>
+    <w:bookmarkStart w:id="58" w:name="ref-nelder1972generalized"/>
     <w:p>
       <w:pPr>
         <w:pStyle w:val="Bibliography"/>
@@ -4029,7 +4130,7 @@
       <w:r>
         <w:t xml:space="preserve"> </w:t>
       </w:r>
-      <w:hyperlink r:id="rId54">
+      <w:hyperlink r:id="rId57">
         <w:r>
           <w:rPr>
             <w:rStyle w:val="Hyperlink"/>
@@ -4041,8 +4142,8 @@
         <w:t xml:space="preserve">.</w:t>
       </w:r>
     </w:p>
-    <w:bookmarkEnd w:id="55"/>
-    <w:bookmarkStart w:id="57" w:name="ref-velleman2019prove"/>
+    <w:bookmarkEnd w:id="58"/>
+    <w:bookmarkStart w:id="60" w:name="ref-velleman2019prove"/>
     <w:p>
       <w:pPr>
         <w:pStyle w:val="Bibliography"/>
@@ -4066,7 +4167,7 @@
       <w:r>
         <w:t xml:space="preserve"> </w:t>
       </w:r>
-      <w:hyperlink r:id="rId56">
+      <w:hyperlink r:id="rId59">
         <w:r>
           <w:rPr>
             <w:rStyle w:val="Hyperlink"/>
@@ -4078,9 +4179,9 @@
         <w:t xml:space="preserve">.</w:t>
       </w:r>
     </w:p>
-    <w:bookmarkEnd w:id="57"/>
-    <w:bookmarkEnd w:id="58"/>
-    <w:bookmarkEnd w:id="59"/>
+    <w:bookmarkEnd w:id="60"/>
+    <w:bookmarkEnd w:id="61"/>
+    <w:bookmarkEnd w:id="62"/>
     <w:sectPr>
       <w:footnotePr>
         <w:numRestart w:val="eachSect"/>

--- a/pr-preview/pr-334/notation.docx
+++ b/pr-preview/pr-334/notation.docx
@@ -15,7 +15,7 @@
         <w:pStyle w:val="Date"/>
       </w:pPr>
       <w:r>
-        <w:t xml:space="preserve">Last modified: 2026-10-16 22:37:53 (PDT)</w:t>
+        <w:t xml:space="preserve">Last modified: 2026-10-17 00:42:20 (PDT)</w:t>
       </w:r>
     </w:p>
     <w:p>
@@ -1599,7 +1599,7 @@
       </w:r>
     </w:p>
     <w:bookmarkEnd w:id="27"/>
-    <w:bookmarkStart w:id="40" w:name="sec-subscripts-parentheses"/>
+    <w:bookmarkStart w:id="41" w:name="sec-subscripts-parentheses"/>
     <w:p>
       <w:pPr>
         <w:pStyle w:val="Heading2"/>
@@ -2853,7 +2853,7 @@
         </w:tc>
       </w:tr>
     </w:tbl>
-    <w:bookmarkStart w:id="37" w:name="rem-process-notation"/>
+    <w:bookmarkStart w:id="38" w:name="rem-process-notation"/>
     <w:p>
       <w:pPr>
         <w:pStyle w:val="BodyText"/>
@@ -3056,7 +3056,7 @@
       <w:r>
         <w:t xml:space="preserve"> </w:t>
       </w:r>
-      <w:hyperlink r:id="rId35">
+      <w:hyperlink r:id="rId36">
         <w:r>
           <w:rPr>
             <w:rStyle w:val="Hyperlink"/>
@@ -3076,7 +3076,7 @@
       <w:r>
         <w:t xml:space="preserve"> </w:t>
       </w:r>
-      <w:hyperlink r:id="rId36">
+      <w:hyperlink r:id="rId37">
         <w:r>
           <w:rPr>
             <w:rStyle w:val="Hyperlink"/>
@@ -3246,8 +3246,8 @@
         <w:t xml:space="preserve">is continuous.</w:t>
       </w:r>
     </w:p>
-    <w:bookmarkEnd w:id="37"/>
-    <w:bookmarkStart w:id="38" w:name="exm-process-notation"/>
+    <w:bookmarkEnd w:id="38"/>
+    <w:bookmarkStart w:id="39" w:name="exm-process-notation"/>
     <w:p>
       <w:pPr>
         <w:pStyle w:val="BodyText"/>
@@ -3537,8 +3537,8 @@
         <w:t xml:space="preserve">with both arguments in parentheses.</w:t>
       </w:r>
     </w:p>
-    <w:bookmarkEnd w:id="38"/>
-    <w:bookmarkStart w:id="39" w:name="rem-reading-other-sources"/>
+    <w:bookmarkEnd w:id="39"/>
+    <w:bookmarkStart w:id="40" w:name="rem-reading-other-sources"/>
     <w:p>
       <w:pPr>
         <w:pStyle w:val="BodyText"/>
@@ -3609,9 +3609,9 @@
         <w:t xml:space="preserve">whatever its layout.</w:t>
       </w:r>
     </w:p>
-    <w:bookmarkEnd w:id="39"/>
     <w:bookmarkEnd w:id="40"/>
-    <w:bookmarkStart w:id="47" w:name="X93a3d4ef5e06a67ae6b891e46b41b74b3674f55"/>
+    <w:bookmarkEnd w:id="41"/>
+    <w:bookmarkStart w:id="48" w:name="X93a3d4ef5e06a67ae6b891e46b41b74b3674f55"/>
     <w:p>
       <w:pPr>
         <w:pStyle w:val="Heading2"/>
@@ -3740,7 +3740,7 @@
       <w:r>
         <w:t xml:space="preserve"> </w:t>
       </w:r>
-      <w:hyperlink r:id="rId41">
+      <w:hyperlink r:id="rId42">
         <w:r>
           <w:rPr>
             <w:rStyle w:val="Hyperlink"/>
@@ -3760,7 +3760,7 @@
       <w:r>
         <w:t xml:space="preserve"> </w:t>
       </w:r>
-      <w:hyperlink r:id="rId42">
+      <w:hyperlink r:id="rId43">
         <w:r>
           <w:rPr>
             <w:rStyle w:val="Hyperlink"/>
@@ -3780,7 +3780,7 @@
       <w:r>
         <w:t xml:space="preserve"> </w:t>
       </w:r>
-      <w:hyperlink r:id="rId43">
+      <w:hyperlink r:id="rId44">
         <w:r>
           <w:rPr>
             <w:rStyle w:val="Hyperlink"/>
@@ -3800,7 +3800,7 @@
       <w:r>
         <w:t xml:space="preserve"> </w:t>
       </w:r>
-      <w:hyperlink r:id="rId44">
+      <w:hyperlink r:id="rId45">
         <w:r>
           <w:rPr>
             <w:rStyle w:val="Hyperlink"/>
@@ -3820,7 +3820,7 @@
       <w:r>
         <w:t xml:space="preserve"> </w:t>
       </w:r>
-      <w:hyperlink r:id="rId45">
+      <w:hyperlink r:id="rId46">
         <w:r>
           <w:rPr>
             <w:rStyle w:val="Hyperlink"/>
@@ -3861,7 +3861,7 @@
       <w:r>
         <w:t xml:space="preserve"> </w:t>
       </w:r>
-      <w:hyperlink r:id="rId46">
+      <w:hyperlink r:id="rId47">
         <w:r>
           <w:rPr>
             <w:rStyle w:val="Hyperlink"/>
@@ -3873,8 +3873,8 @@
         <w:t xml:space="preserve">.</w:t>
       </w:r>
     </w:p>
-    <w:bookmarkEnd w:id="47"/>
-    <w:bookmarkStart w:id="54" w:name="sec-further-reading"/>
+    <w:bookmarkEnd w:id="48"/>
+    <w:bookmarkStart w:id="55" w:name="sec-further-reading"/>
     <w:p>
       <w:pPr>
         <w:pStyle w:val="Heading2"/>
@@ -3899,7 +3899,7 @@
       <w:r>
         <w:t xml:space="preserve"> </w:t>
       </w:r>
-      <w:hyperlink r:id="rId48">
+      <w:hyperlink r:id="rId49">
         <w:r>
           <w:rPr>
             <w:rStyle w:val="Hyperlink"/>
@@ -3937,7 +3937,7 @@
       <w:r>
         <w:t xml:space="preserve">logical connectives (</w:t>
       </w:r>
-      <w:hyperlink r:id="rId49">
+      <w:hyperlink r:id="rId50">
         <w:r>
           <w:rPr>
             <w:rStyle w:val="Hyperlink"/>
@@ -3948,7 +3948,7 @@
       <w:r>
         <w:t xml:space="preserve">) and quantifiers (</w:t>
       </w:r>
-      <w:hyperlink r:id="rId50">
+      <w:hyperlink r:id="rId51">
         <w:r>
           <w:rPr>
             <w:rStyle w:val="Hyperlink"/>
@@ -4006,7 +4006,7 @@
       <w:r>
         <w:t xml:space="preserve"> </w:t>
       </w:r>
-      <w:hyperlink r:id="rId51">
+      <w:hyperlink r:id="rId52">
         <w:r>
           <w:rPr>
             <w:rStyle w:val="Hyperlink"/>
@@ -4020,7 +4020,7 @@
       <w:r>
         <w:t xml:space="preserve"> </w:t>
       </w:r>
-      <w:hyperlink r:id="rId52">
+      <w:hyperlink r:id="rId53">
         <w:r>
           <w:rPr>
             <w:rStyle w:val="Hyperlink"/>
@@ -4034,7 +4034,7 @@
       <w:r>
         <w:t xml:space="preserve"> </w:t>
       </w:r>
-      <w:hyperlink r:id="rId53">
+      <w:hyperlink r:id="rId54">
         <w:r>
           <w:rPr>
             <w:rStyle w:val="Hyperlink"/>
@@ -4049,8 +4049,8 @@
         <w:t xml:space="preserve">pages.</w:t>
       </w:r>
     </w:p>
-    <w:bookmarkEnd w:id="54"/>
-    <w:bookmarkStart w:id="62" w:name="references"/>
+    <w:bookmarkEnd w:id="55"/>
+    <w:bookmarkStart w:id="63" w:name="references"/>
     <w:p>
       <w:pPr>
         <w:pStyle w:val="Heading2"/>
@@ -4059,8 +4059,8 @@
         <w:t xml:space="preserve">References</w:t>
       </w:r>
     </w:p>
-    <w:bookmarkStart w:id="61" w:name="refs"/>
-    <w:bookmarkStart w:id="56" w:name="ref-barkerplummer2011language"/>
+    <w:bookmarkStart w:id="62" w:name="refs"/>
+    <w:bookmarkStart w:id="57" w:name="ref-barkerplummer2011language"/>
     <w:p>
       <w:pPr>
         <w:pStyle w:val="Bibliography"/>
@@ -4084,7 +4084,7 @@
       <w:r>
         <w:t xml:space="preserve"> </w:t>
       </w:r>
-      <w:hyperlink r:id="rId55">
+      <w:hyperlink r:id="rId56">
         <w:r>
           <w:rPr>
             <w:rStyle w:val="Hyperlink"/>
@@ -4096,8 +4096,8 @@
         <w:t xml:space="preserve">.</w:t>
       </w:r>
     </w:p>
-    <w:bookmarkEnd w:id="56"/>
-    <w:bookmarkStart w:id="58" w:name="ref-nelder1972generalized"/>
+    <w:bookmarkEnd w:id="57"/>
+    <w:bookmarkStart w:id="59" w:name="ref-nelder1972generalized"/>
     <w:p>
       <w:pPr>
         <w:pStyle w:val="Bibliography"/>
@@ -4130,7 +4130,7 @@
       <w:r>
         <w:t xml:space="preserve"> </w:t>
       </w:r>
-      <w:hyperlink r:id="rId57">
+      <w:hyperlink r:id="rId58">
         <w:r>
           <w:rPr>
             <w:rStyle w:val="Hyperlink"/>
@@ -4142,8 +4142,8 @@
         <w:t xml:space="preserve">.</w:t>
       </w:r>
     </w:p>
-    <w:bookmarkEnd w:id="58"/>
-    <w:bookmarkStart w:id="60" w:name="ref-velleman2019prove"/>
+    <w:bookmarkEnd w:id="59"/>
+    <w:bookmarkStart w:id="61" w:name="ref-velleman2019prove"/>
     <w:p>
       <w:pPr>
         <w:pStyle w:val="Bibliography"/>
@@ -4167,7 +4167,7 @@
       <w:r>
         <w:t xml:space="preserve"> </w:t>
       </w:r>
-      <w:hyperlink r:id="rId59">
+      <w:hyperlink r:id="rId60">
         <w:r>
           <w:rPr>
             <w:rStyle w:val="Hyperlink"/>
@@ -4179,9 +4179,9 @@
         <w:t xml:space="preserve">.</w:t>
       </w:r>
     </w:p>
-    <w:bookmarkEnd w:id="60"/>
     <w:bookmarkEnd w:id="61"/>
     <w:bookmarkEnd w:id="62"/>
+    <w:bookmarkEnd w:id="63"/>
     <w:sectPr>
       <w:footnotePr>
         <w:numRestart w:val="eachSect"/>

--- a/pr-preview/pr-334/notation.docx
+++ b/pr-preview/pr-334/notation.docx
@@ -15,7 +15,7 @@
         <w:pStyle w:val="Date"/>
       </w:pPr>
       <w:r>
-        <w:t xml:space="preserve">Last modified: 2026-10-17 00:42:20 (PDT)</w:t>
+        <w:t xml:space="preserve">Last modified: 2026-10-17 02:08:29 (PDT)</w:t>
       </w:r>
     </w:p>
     <w:p>
